--- a/docs/projektna_dokumentacija.docx
+++ b/docs/projektna_dokumentacija.docx
@@ -14130,7 +14130,7 @@
           <w:rFonts w:cs="Calibri"/>
           <w:szCs w:val="24"/>
         </w:rPr>
-        <w:t>.</w:t>
+        <w:t xml:space="preserve"> in pa .env.local</w:t>
       </w:r>
     </w:p>
     <w:p>
